--- a/тесты/проверка зон/фк/Протокол 00111214 3.14.docx
+++ b/тесты/проверка зон/фк/Протокол 00111214 3.14.docx
@@ -1424,6 +1424,9 @@
             <w:tcW w:w="997" w:type="dxa"/>
             <w:shd w:val="clear" w:color="auto" w:fill="auto"/>
             <w:vAlign w:val="center"/>
+            <w:shd w:fill="FFFF00"/>
+            <w:shd w:fill="FFFF00"/>
+            <w:shd w:fill="FFFF00"/>
           </w:tcPr>
           <w:p>
             <w:pPr>
@@ -1439,6 +1442,9 @@
             <w:tcW w:w="1133" w:type="dxa"/>
             <w:shd w:val="clear" w:color="auto" w:fill="auto"/>
             <w:vAlign w:val="center"/>
+            <w:shd w:fill="FFFF00"/>
+            <w:shd w:fill="FFFF00"/>
+            <w:shd w:fill="FFFF00"/>
           </w:tcPr>
           <w:p>
             <w:pPr>
@@ -1597,23 +1603,29 @@
             <w:vAlign w:val="center"/>
             <w:shd w:fill="FFFF00"/>
             <w:shd w:fill="FFFF00"/>
-          </w:tcPr>
-          <w:p>
-            <w:pPr>
-              <w:jc w:val="center"/>
-            </w:pPr>
-            <w:r>
-              <w:t>148,472</w:t>
-            </w:r>
-          </w:p>
-        </w:tc>
-        <w:tc>
-          <w:tcPr>
-            <w:tcW w:w="1133" w:type="dxa"/>
-            <w:shd w:val="clear" w:color="auto" w:fill="auto"/>
-            <w:vAlign w:val="center"/>
             <w:shd w:fill="FFFF00"/>
             <w:shd w:fill="FFFF00"/>
+            <w:shd w:fill="FFFF00"/>
+          </w:tcPr>
+          <w:p>
+            <w:pPr>
+              <w:jc w:val="center"/>
+            </w:pPr>
+            <w:r>
+              <w:t>148,472</w:t>
+            </w:r>
+          </w:p>
+        </w:tc>
+        <w:tc>
+          <w:tcPr>
+            <w:tcW w:w="1133" w:type="dxa"/>
+            <w:shd w:val="clear" w:color="auto" w:fill="auto"/>
+            <w:vAlign w:val="center"/>
+            <w:shd w:fill="FFFF00"/>
+            <w:shd w:fill="FFFF00"/>
+            <w:shd w:fill="FFFF00"/>
+            <w:shd w:fill="FFFF00"/>
+            <w:shd w:fill="FFFF00"/>
           </w:tcPr>
           <w:p>
             <w:pPr>
@@ -1772,6 +1784,9 @@
             <w:tcW w:w="997" w:type="dxa"/>
             <w:shd w:val="clear" w:color="auto" w:fill="auto"/>
             <w:vAlign w:val="center"/>
+            <w:shd w:fill="FFFF00"/>
+            <w:shd w:fill="FFFF00"/>
+            <w:shd w:fill="FFFF00"/>
           </w:tcPr>
           <w:p>
             <w:pPr>
@@ -1787,6 +1802,9 @@
             <w:tcW w:w="1133" w:type="dxa"/>
             <w:shd w:val="clear" w:color="auto" w:fill="auto"/>
             <w:vAlign w:val="center"/>
+            <w:shd w:fill="FFFF00"/>
+            <w:shd w:fill="FFFF00"/>
+            <w:shd w:fill="FFFF00"/>
           </w:tcPr>
           <w:p>
             <w:pPr>
@@ -1943,6 +1961,9 @@
             <w:tcW w:w="997" w:type="dxa"/>
             <w:shd w:val="clear" w:color="auto" w:fill="auto"/>
             <w:vAlign w:val="center"/>
+            <w:shd w:fill="FFFF00"/>
+            <w:shd w:fill="FFFF00"/>
+            <w:shd w:fill="FFFF00"/>
           </w:tcPr>
           <w:p>
             <w:pPr>
@@ -1958,6 +1979,9 @@
             <w:tcW w:w="1133" w:type="dxa"/>
             <w:shd w:val="clear" w:color="auto" w:fill="auto"/>
             <w:vAlign w:val="center"/>
+            <w:shd w:fill="FFFF00"/>
+            <w:shd w:fill="FFFF00"/>
+            <w:shd w:fill="FFFF00"/>
           </w:tcPr>
           <w:p>
             <w:pPr>
@@ -2114,6 +2138,9 @@
             <w:tcW w:w="997" w:type="dxa"/>
             <w:shd w:val="clear" w:color="auto" w:fill="auto"/>
             <w:vAlign w:val="center"/>
+            <w:shd w:fill="FFFF00"/>
+            <w:shd w:fill="FFFF00"/>
+            <w:shd w:fill="FFFF00"/>
           </w:tcPr>
           <w:p>
             <w:pPr>
@@ -2129,6 +2156,9 @@
             <w:tcW w:w="1133" w:type="dxa"/>
             <w:shd w:val="clear" w:color="auto" w:fill="auto"/>
             <w:vAlign w:val="center"/>
+            <w:shd w:fill="FFFF00"/>
+            <w:shd w:fill="FFFF00"/>
+            <w:shd w:fill="FFFF00"/>
           </w:tcPr>
           <w:p>
             <w:pPr>
@@ -2285,6 +2315,9 @@
             <w:tcW w:w="997" w:type="dxa"/>
             <w:shd w:val="clear" w:color="auto" w:fill="auto"/>
             <w:vAlign w:val="center"/>
+            <w:shd w:fill="FFFF00"/>
+            <w:shd w:fill="FFFF00"/>
+            <w:shd w:fill="FFFF00"/>
           </w:tcPr>
           <w:p>
             <w:pPr>
@@ -2300,6 +2333,9 @@
             <w:tcW w:w="1133" w:type="dxa"/>
             <w:shd w:val="clear" w:color="auto" w:fill="auto"/>
             <w:vAlign w:val="center"/>
+            <w:shd w:fill="FFFF00"/>
+            <w:shd w:fill="FFFF00"/>
+            <w:shd w:fill="FFFF00"/>
           </w:tcPr>
           <w:p>
             <w:pPr>
@@ -2464,6 +2500,9 @@
             <w:shd w:fill="FFFF00"/>
             <w:shd w:fill="FFFF00"/>
             <w:shd w:fill="FFFF00"/>
+            <w:shd w:fill="FFFF00"/>
+            <w:shd w:fill="FFFF00"/>
+            <w:shd w:fill="FFFF00"/>
           </w:tcPr>
           <w:p>
             <w:pPr>
@@ -2487,6 +2526,9 @@
             <w:shd w:fill="FFFF00"/>
             <w:shd w:fill="FFFF00"/>
             <w:shd w:fill="FFFF00"/>
+            <w:shd w:fill="FFFF00"/>
+            <w:shd w:fill="FFFF00"/>
+            <w:shd w:fill="FFFF00"/>
           </w:tcPr>
           <w:p>
             <w:pPr>
@@ -2750,6 +2792,9 @@
             <w:tcW w:w="997" w:type="dxa"/>
             <w:shd w:val="clear" w:color="auto" w:fill="auto"/>
             <w:vAlign w:val="center"/>
+            <w:shd w:fill="FFFF00"/>
+            <w:shd w:fill="FFFF00"/>
+            <w:shd w:fill="FFFF00"/>
           </w:tcPr>
           <w:p>
             <w:pPr>
@@ -2765,6 +2810,9 @@
             <w:tcW w:w="1133" w:type="dxa"/>
             <w:shd w:val="clear" w:color="auto" w:fill="auto"/>
             <w:vAlign w:val="center"/>
+            <w:shd w:fill="FFFF00"/>
+            <w:shd w:fill="FFFF00"/>
+            <w:shd w:fill="FFFF00"/>
           </w:tcPr>
           <w:p>
             <w:pPr>
@@ -3056,6 +3104,9 @@
             <w:tcW w:w="997" w:type="dxa"/>
             <w:shd w:val="clear" w:color="auto" w:fill="auto"/>
             <w:vAlign w:val="center"/>
+            <w:shd w:fill="FFFF00"/>
+            <w:shd w:fill="FFFF00"/>
+            <w:shd w:fill="FFFF00"/>
           </w:tcPr>
           <w:p>
             <w:pPr>
@@ -3071,6 +3122,9 @@
             <w:tcW w:w="1133" w:type="dxa"/>
             <w:shd w:val="clear" w:color="auto" w:fill="auto"/>
             <w:vAlign w:val="center"/>
+            <w:shd w:fill="FFFF00"/>
+            <w:shd w:fill="FFFF00"/>
+            <w:shd w:fill="FFFF00"/>
           </w:tcPr>
           <w:p>
             <w:pPr>
@@ -3440,6 +3494,9 @@
             <w:tcW w:w="997" w:type="dxa"/>
             <w:shd w:val="clear" w:color="auto" w:fill="auto"/>
             <w:vAlign w:val="center"/>
+            <w:shd w:fill="FFFF00"/>
+            <w:shd w:fill="FFFF00"/>
+            <w:shd w:fill="FFFF00"/>
           </w:tcPr>
           <w:p>
             <w:pPr>
@@ -3455,6 +3512,9 @@
             <w:tcW w:w="1133" w:type="dxa"/>
             <w:shd w:val="clear" w:color="auto" w:fill="auto"/>
             <w:vAlign w:val="center"/>
+            <w:shd w:fill="FFFF00"/>
+            <w:shd w:fill="FFFF00"/>
+            <w:shd w:fill="FFFF00"/>
           </w:tcPr>
           <w:p>
             <w:pPr>
